--- a/Arbeitsjournal/2025/KW22/Arbeitsjournal Vorlage.docx
+++ b/Arbeitsjournal/2025/KW22/Arbeitsjournal Vorlage.docx
@@ -974,7 +974,7 @@
         <w:tblLook w:val="04A0" w:firstRow="1" w:lastRow="0" w:firstColumn="1" w:lastColumn="0" w:noHBand="0" w:noVBand="1"/>
       </w:tblPr>
       <w:tblGrid>
-        <w:gridCol w:w="1271"/>
+        <w:gridCol w:w="1276"/>
         <w:gridCol w:w="4770"/>
         <w:gridCol w:w="1609"/>
       </w:tblGrid>
@@ -1039,7 +1039,7 @@
               <w:jc w:val="center"/>
             </w:pPr>
             <w:r>
-              <w:t>Datum</w:t>
+              <w:t>26.05.2025</w:t>
             </w:r>
           </w:p>
           <w:p>
@@ -1076,6 +1076,9 @@
             <w:r>
               <w:t>Prüfung vorbereitet</w:t>
             </w:r>
+            <w:r>
+              <w:t xml:space="preserve"> - Funktionen</w:t>
+            </w:r>
           </w:p>
           <w:p>
             <w:proofErr w:type="gramStart"/>
@@ -1101,14 +1104,12 @@
               <w:rPr>
                 <w:b/>
                 <w:bCs/>
-                <w:lang w:val="en-US"/>
               </w:rPr>
             </w:pPr>
             <w:r>
               <w:rPr>
                 <w:b/>
                 <w:bCs/>
-                <w:lang w:val="en-US"/>
               </w:rPr>
               <w:t>Total</w:t>
             </w:r>
@@ -1183,7 +1184,13 @@
               <w:jc w:val="center"/>
             </w:pPr>
             <w:r>
-              <w:t>Datum</w:t>
+              <w:t>2</w:t>
+            </w:r>
+            <w:r>
+              <w:t>7</w:t>
+            </w:r>
+            <w:r>
+              <w:t>.05.2025</w:t>
             </w:r>
           </w:p>
           <w:p>
@@ -1200,45 +1207,12 @@
             <w:tcW w:w="4770" w:type="dxa"/>
           </w:tcPr>
           <w:p>
-            <w:pPr>
-              <w:rPr>
-                <w:lang w:val="en-US"/>
-              </w:rPr>
-            </w:pPr>
-            <w:r>
-              <w:rPr>
-                <w:lang w:val="en-US"/>
-              </w:rPr>
+            <w:r>
               <w:t xml:space="preserve">Modul </w:t>
             </w:r>
             <w:r>
-              <w:rPr>
-                <w:lang w:val="en-US"/>
-              </w:rPr>
-              <w:t xml:space="preserve">117 </w:t>
-            </w:r>
-            <w:proofErr w:type="spellStart"/>
-            <w:r>
-              <w:rPr>
-                <w:lang w:val="en-US"/>
-              </w:rPr>
-              <w:t>Prüfung</w:t>
-            </w:r>
-            <w:proofErr w:type="spellEnd"/>
-            <w:r>
-              <w:rPr>
-                <w:lang w:val="en-US"/>
-              </w:rPr>
-              <w:t xml:space="preserve"> </w:t>
-            </w:r>
-            <w:proofErr w:type="spellStart"/>
-            <w:r>
-              <w:rPr>
-                <w:lang w:val="en-US"/>
-              </w:rPr>
-              <w:t>geschrieben</w:t>
-            </w:r>
-            <w:proofErr w:type="spellEnd"/>
+              <w:t>117 Prüfung geschrieben</w:t>
+            </w:r>
           </w:p>
           <w:p>
             <w:r>
@@ -1325,7 +1299,13 @@
               <w:jc w:val="center"/>
             </w:pPr>
             <w:r>
-              <w:t>Datum</w:t>
+              <w:t>2</w:t>
+            </w:r>
+            <w:r>
+              <w:t>8</w:t>
+            </w:r>
+            <w:r>
+              <w:t>.05.2025</w:t>
             </w:r>
           </w:p>
           <w:p>
@@ -1408,7 +1388,13 @@
               <w:jc w:val="center"/>
             </w:pPr>
             <w:r>
-              <w:t>Datum</w:t>
+              <w:t>2</w:t>
+            </w:r>
+            <w:r>
+              <w:t>9</w:t>
+            </w:r>
+            <w:r>
+              <w:t>.05.2025</w:t>
             </w:r>
           </w:p>
           <w:p>
@@ -1491,7 +1477,13 @@
               <w:jc w:val="center"/>
             </w:pPr>
             <w:r>
-              <w:t>Datum</w:t>
+              <w:t>2</w:t>
+            </w:r>
+            <w:r>
+              <w:t>30</w:t>
+            </w:r>
+            <w:r>
+              <w:t>05.2025</w:t>
             </w:r>
           </w:p>
           <w:p>
@@ -2792,30 +2784,6 @@
 </file>
 
 <file path=customXml/item1.xml><?xml version="1.0" encoding="utf-8"?>
-<p:properties xmlns:p="http://schemas.microsoft.com/office/2006/metadata/properties" xmlns:xsi="http://www.w3.org/2001/XMLSchema-instance" xmlns:pc="http://schemas.microsoft.com/office/infopath/2007/PartnerControls">
-  <documentManagement>
-    <test xmlns="a89aceca-fff1-4acb-93a5-9ad8ebd1f9ca" xsi:nil="true"/>
-    <Officekompetenzen xmlns="a89aceca-fff1-4acb-93a5-9ad8ebd1f9ca" xsi:nil="true"/>
-    <Officekompetenzen_x00dc_bungen xmlns="a89aceca-fff1-4acb-93a5-9ad8ebd1f9ca" xsi:nil="true"/>
-    <TaxCatchAll xmlns="e44a9747-7dd0-4f64-a73f-744242a42e6e" xsi:nil="true"/>
-    <lcf76f155ced4ddcb4097134ff3c332f xmlns="a89aceca-fff1-4acb-93a5-9ad8ebd1f9ca">
-      <Terms xmlns="http://schemas.microsoft.com/office/infopath/2007/PartnerControls"/>
-    </lcf76f155ced4ddcb4097134ff3c332f>
-    <WochenR_x00fc_ckblick xmlns="a89aceca-fff1-4acb-93a5-9ad8ebd1f9ca" xsi:nil="true"/>
-  </documentManagement>
-</p:properties>
-</file>
-
-<file path=customXml/item2.xml><?xml version="1.0" encoding="utf-8"?>
-<?mso-contentType ?>
-<FormTemplates xmlns="http://schemas.microsoft.com/sharepoint/v3/contenttype/forms">
-  <Display>DocumentLibraryForm</Display>
-  <Edit>DocumentLibraryForm</Edit>
-  <New>DocumentLibraryForm</New>
-</FormTemplates>
-</file>
-
-<file path=customXml/item3.xml><?xml version="1.0" encoding="utf-8"?>
 <ct:contentTypeSchema xmlns:ct="http://schemas.microsoft.com/office/2006/metadata/contentType" xmlns:ma="http://schemas.microsoft.com/office/2006/metadata/properties/metaAttributes" ct:_="" ma:_="" ma:contentTypeName="Dokument" ma:contentTypeID="0x01010019FA6DCA9EA21140BD12C0FF6DF679DB" ma:contentTypeVersion="17" ma:contentTypeDescription="Ein neues Dokument erstellen." ma:contentTypeScope="" ma:versionID="8a5d5dee150580738e0107af03c8b6f3">
   <xsd:schema xmlns:xsd="http://www.w3.org/2001/XMLSchema" xmlns:xs="http://www.w3.org/2001/XMLSchema" xmlns:p="http://schemas.microsoft.com/office/2006/metadata/properties" xmlns:ns2="e44a9747-7dd0-4f64-a73f-744242a42e6e" xmlns:ns3="a89aceca-fff1-4acb-93a5-9ad8ebd1f9ca" targetNamespace="http://schemas.microsoft.com/office/2006/metadata/properties" ma:root="true" ma:fieldsID="81023c8d53d325720340c18c14349c26" ns2:_="" ns3:_="">
     <xsd:import namespace="e44a9747-7dd0-4f64-a73f-744242a42e6e"/>
@@ -3070,26 +3038,31 @@
 </ct:contentTypeSchema>
 </file>
 
-<file path=customXml/itemProps1.xml><?xml version="1.0" encoding="utf-8"?>
-<ds:datastoreItem xmlns:ds="http://schemas.openxmlformats.org/officeDocument/2006/customXml" ds:itemID="{17CC6626-18FB-412F-9AF3-259BD812C9B0}">
-  <ds:schemaRefs>
-    <ds:schemaRef ds:uri="http://schemas.microsoft.com/office/2006/metadata/properties"/>
-    <ds:schemaRef ds:uri="http://schemas.microsoft.com/office/infopath/2007/PartnerControls"/>
-    <ds:schemaRef ds:uri="a89aceca-fff1-4acb-93a5-9ad8ebd1f9ca"/>
-    <ds:schemaRef ds:uri="e44a9747-7dd0-4f64-a73f-744242a42e6e"/>
-  </ds:schemaRefs>
-</ds:datastoreItem>
+<file path=customXml/item2.xml><?xml version="1.0" encoding="utf-8"?>
+<?mso-contentType ?>
+<FormTemplates xmlns="http://schemas.microsoft.com/sharepoint/v3/contenttype/forms">
+  <Display>DocumentLibraryForm</Display>
+  <Edit>DocumentLibraryForm</Edit>
+  <New>DocumentLibraryForm</New>
+</FormTemplates>
 </file>
 
-<file path=customXml/itemProps2.xml><?xml version="1.0" encoding="utf-8"?>
-<ds:datastoreItem xmlns:ds="http://schemas.openxmlformats.org/officeDocument/2006/customXml" ds:itemID="{53BE9104-2114-4375-AE85-19E83232EAE2}">
-  <ds:schemaRefs>
-    <ds:schemaRef ds:uri="http://schemas.microsoft.com/sharepoint/v3/contenttype/forms"/>
-  </ds:schemaRefs>
-</ds:datastoreItem>
+<file path=customXml/item3.xml><?xml version="1.0" encoding="utf-8"?>
+<p:properties xmlns:p="http://schemas.microsoft.com/office/2006/metadata/properties" xmlns:xsi="http://www.w3.org/2001/XMLSchema-instance" xmlns:pc="http://schemas.microsoft.com/office/infopath/2007/PartnerControls">
+  <documentManagement>
+    <test xmlns="a89aceca-fff1-4acb-93a5-9ad8ebd1f9ca" xsi:nil="true"/>
+    <Officekompetenzen xmlns="a89aceca-fff1-4acb-93a5-9ad8ebd1f9ca" xsi:nil="true"/>
+    <Officekompetenzen_x00dc_bungen xmlns="a89aceca-fff1-4acb-93a5-9ad8ebd1f9ca" xsi:nil="true"/>
+    <TaxCatchAll xmlns="e44a9747-7dd0-4f64-a73f-744242a42e6e" xsi:nil="true"/>
+    <lcf76f155ced4ddcb4097134ff3c332f xmlns="a89aceca-fff1-4acb-93a5-9ad8ebd1f9ca">
+      <Terms xmlns="http://schemas.microsoft.com/office/infopath/2007/PartnerControls"/>
+    </lcf76f155ced4ddcb4097134ff3c332f>
+    <WochenR_x00fc_ckblick xmlns="a89aceca-fff1-4acb-93a5-9ad8ebd1f9ca" xsi:nil="true"/>
+  </documentManagement>
+</p:properties>
 </file>
 
-<file path=customXml/itemProps3.xml><?xml version="1.0" encoding="utf-8"?>
+<file path=customXml/itemProps1.xml><?xml version="1.0" encoding="utf-8"?>
 <ds:datastoreItem xmlns:ds="http://schemas.openxmlformats.org/officeDocument/2006/customXml" ds:itemID="{B58BF8D7-E553-4C06-B49D-D1BCEEAC5133}">
   <ds:schemaRefs>
     <ds:schemaRef ds:uri="http://schemas.microsoft.com/office/2006/metadata/contentType"/>
@@ -3106,4 +3079,23 @@
     <ds:schemaRef ds:uri="http://schemas.microsoft.com/internal/obd"/>
   </ds:schemaRefs>
 </ds:datastoreItem>
+</file>
+
+<file path=customXml/itemProps2.xml><?xml version="1.0" encoding="utf-8"?>
+<ds:datastoreItem xmlns:ds="http://schemas.openxmlformats.org/officeDocument/2006/customXml" ds:itemID="{53BE9104-2114-4375-AE85-19E83232EAE2}">
+  <ds:schemaRefs>
+    <ds:schemaRef ds:uri="http://schemas.microsoft.com/sharepoint/v3/contenttype/forms"/>
+  </ds:schemaRefs>
+</ds:datastoreItem>
+</file>
+
+<file path=customXml/itemProps3.xml><?xml version="1.0" encoding="utf-8"?>
+<ds:datastoreItem xmlns:ds="http://schemas.openxmlformats.org/officeDocument/2006/customXml" ds:itemID="{17CC6626-18FB-412F-9AF3-259BD812C9B0}">
+  <ds:schemaRefs>
+    <ds:schemaRef ds:uri="http://schemas.microsoft.com/office/2006/metadata/properties"/>
+    <ds:schemaRef ds:uri="http://schemas.microsoft.com/office/infopath/2007/PartnerControls"/>
+    <ds:schemaRef ds:uri="a89aceca-fff1-4acb-93a5-9ad8ebd1f9ca"/>
+    <ds:schemaRef ds:uri="e44a9747-7dd0-4f64-a73f-744242a42e6e"/>
+  </ds:schemaRefs>
+</ds:datastoreItem>
 </file>